--- a/_75_TECH__SILICA_HOLODECK_PAGE_HMD_IPS.docx
+++ b/_75_TECH__SILICA_HOLODECK_PAGE_HMD_IPS.docx
@@ -364,188 +364,68 @@
       </w:r>
     </w:p>
     <w:p>
-      <w:pPr>
-        <w:widowControl w:val="0"/>
-        <w:rPr/>
-      </w:pPr>
-      <w:r>
-        <w:rPr>
-          <w:rtl w:val="0"/>
-        </w:rPr>
-        <w:t xml:space="preserve">*How to Find a Headset's IP Address (Fastest Method)*</w:t>
-      </w:r>
-    </w:p>
-    <w:p>
-      <w:pPr>
-        <w:widowControl w:val="0"/>
-        <w:rPr/>
-      </w:pPr>
-      <w:r>
-        <w:rPr>
-          <w:rtl w:val="0"/>
-        </w:rPr>
-      </w:r>
-    </w:p>
-    <w:p>
-      <w:pPr>
-        <w:widowControl w:val="0"/>
-        <w:rPr/>
-      </w:pPr>
-      <w:r>
-        <w:rPr>
-          <w:rtl w:val="0"/>
-        </w:rPr>
-        <w:t xml:space="preserve">When SSVR is open and running and the headset is in its normal white room state (not in an experience), the IP address is displayed directly on screen. This is the fastest and preferred method.</w:t>
-      </w:r>
-    </w:p>
-    <w:p>
-      <w:pPr>
-        <w:widowControl w:val="0"/>
-        <w:rPr/>
-      </w:pPr>
-      <w:r>
-        <w:rPr>
-          <w:rtl w:val="0"/>
-        </w:rPr>
-      </w:r>
-    </w:p>
-    <w:p>
-      <w:pPr>
-        <w:widowControl w:val="0"/>
-        <w:rPr/>
-      </w:pPr>
-      <w:r>
-        <w:rPr>
-          <w:rtl w:val="0"/>
-        </w:rPr>
-        <w:t xml:space="preserve">If the headset is in an experience or you need to check the IP without fully exiting, tap and hold the left side button for about one second. The headset will briefly flash into the white room, displaying the IP address. Release before the full side-button menu appears.</w:t>
-      </w:r>
-    </w:p>
-    <w:p>
-      <w:pPr>
-        <w:widowControl w:val="0"/>
-        <w:rPr/>
-      </w:pPr>
-      <w:r>
-        <w:rPr>
-          <w:rtl w:val="0"/>
-        </w:rPr>
-      </w:r>
-    </w:p>
-    <w:p>
-      <w:pPr>
-        <w:widowControl w:val="0"/>
-        <w:rPr/>
-      </w:pPr>
-      <w:r>
-        <w:rPr>
-          <w:rtl w:val="0"/>
-        </w:rPr>
-        <w:t xml:space="preserve">*If the IP address is not visible in SSVR, the headset is not connected to the network.* A missing IP in SSVR is not just a display issue -- it means the headset has a connectivity problem that must be resolved before it can be used.</w:t>
-      </w:r>
-    </w:p>
-    <w:p>
-      <w:pPr>
-        <w:widowControl w:val="0"/>
-        <w:rPr/>
-      </w:pPr>
-      <w:r>
-        <w:rPr>
-          <w:rtl w:val="0"/>
-        </w:rPr>
-      </w:r>
-    </w:p>
-    <w:p>
-      <w:pPr>
-        <w:widowControl w:val="0"/>
-        <w:rPr/>
-      </w:pPr>
-      <w:r>
-        <w:rPr>
-          <w:rtl w:val="0"/>
-        </w:rPr>
-        <w:t xml:space="preserve">*Settings path (fallback only):* Use this method only if SSVR is not open or the above methods are not available.</w:t>
-      </w:r>
-    </w:p>
-    <w:p>
-      <w:pPr>
-        <w:widowControl w:val="0"/>
-        <w:rPr/>
-      </w:pPr>
-      <w:r>
-        <w:rPr>
-          <w:rtl w:val="0"/>
-        </w:rPr>
-      </w:r>
-    </w:p>
-    <w:p>
-      <w:pPr>
-        <w:widowControl w:val="0"/>
-        <w:rPr/>
-      </w:pPr>
-      <w:r>
-        <w:rPr>
-          <w:rtl w:val="0"/>
-        </w:rPr>
-        <w:t xml:space="preserve">- HTC Vive Focus 3: Settings &gt; More Settings &gt; About Device &gt; Status</w:t>
-      </w:r>
-    </w:p>
-    <w:p>
-      <w:pPr>
-        <w:widowControl w:val="0"/>
-        <w:rPr/>
-      </w:pPr>
-      <w:r>
-        <w:rPr>
-          <w:rtl w:val="0"/>
-        </w:rPr>
-        <w:t xml:space="preserve">- HTC Vive Focus Vision: Settings &gt; General &gt; About &gt; Headset Status</w:t>
-      </w:r>
-    </w:p>
-    <w:p>
-      <w:pPr>
-        <w:widowControl w:val="0"/>
-        <w:rPr/>
-      </w:pPr>
-      <w:r>
-        <w:rPr>
-          <w:rtl w:val="0"/>
-        </w:rPr>
-      </w:r>
-    </w:p>
-    <w:p>
-      <w:pPr>
-        <w:widowControl w:val="0"/>
-        <w:rPr/>
-      </w:pPr>
-      <w:r>
-        <w:rPr>
-          <w:rtl w:val="0"/>
-        </w:rPr>
-        <w:t xml:space="preserve">To access Settings when the headset is in Kiosk Mode: hold the left side circular button, select "Quit Kiosk Mode," then navigate to Settings.</w:t>
-      </w:r>
-    </w:p>
-    <w:p>
-      <w:pPr>
-        <w:widowControl w:val="0"/>
-        <w:rPr/>
-      </w:pPr>
-      <w:r>
-        <w:rPr>
-          <w:rtl w:val="0"/>
-        </w:rPr>
-      </w:r>
-    </w:p>
-    <w:p>
-      <w:pPr>
-        <w:widowControl w:val="0"/>
-        <w:rPr/>
-      </w:pPr>
-      <w:r>
-        <w:rPr>
-          <w:rtl w:val="0"/>
-        </w:rPr>
-        <w:t xml:space="preserve">⚠️ *Any time you quit Kiosk Mode for any reason -- including to access Settings -- you must re-enter Kiosk Mode before the headset is used again.* This applies every single time without exception. After finishing in Settings, go to Settings &gt; Kiosk Mode &gt; Enter Kiosk Mode (VF3) or Settings &gt; Advanced &gt; Kiosk Mode &gt; Enter Kiosk Mode (VFV). Do not set a password. Do not put the headset back into service until Kiosk Mode is confirmed active.</w:t>
+      <w:r>
+        <w:t>*Vest Serial Number (bHaptics TactSuit)*</w:t>
+      </w:r>
+    </w:p>
+    <w:p>
+      <w:r>
+        <w:t>Haptic vests DO have serial numbers. Do not confuse this with the HTC headset serial number process -- that is a separate device.</w:t>
+      </w:r>
+    </w:p>
+    <w:p>
+      <w:r>
+        <w:t>*On the vest (physical):*</w:t>
+      </w:r>
+    </w:p>
+    <w:p>
+      <w:r>
+        <w:t>- Look for the white product sticker on the inner lining or back panel of the vest.</w:t>
+      </w:r>
+    </w:p>
+    <w:p>
+      <w:r>
+        <w:t>- The serial number is typically printed underneath a QR code.</w:t>
+      </w:r>
+    </w:p>
+    <w:p>
+      <w:r>
+        <w:t>*Via software:*</w:t>
+      </w:r>
+    </w:p>
+    <w:p>
+      <w:r>
+        <w:t>- Connect the vest to the PC via Bluetooth or USB.</w:t>
+      </w:r>
+    </w:p>
+    <w:p>
+      <w:r>
+        <w:t>- Open the bHaptics Portal or bHaptics Player application.</w:t>
+      </w:r>
+    </w:p>
+    <w:p>
+      <w:r>
+        <w:t>- Navigate to the Device Information / Connected Devices panel to read the serial number.</w:t>
+      </w:r>
+    </w:p>
+    <w:p>
+      <w:r>
+        <w:t>*Do Not Rules*</w:t>
+      </w:r>
+    </w:p>
+    <w:p>
+      <w:r>
+        <w:t>- DO NOT tell staff that haptic vests have no serial numbers. Vests have a serial number on the physical sticker and in bHaptics software.</w:t>
+      </w:r>
+    </w:p>
+    <w:p>
+      <w:r>
+        <w:t>- DO NOT redirect vest serial number questions to the HTC headset serial number process -- they are different hardware.</w:t>
+      </w:r>
+    </w:p>
+    <w:p>
+      <w:r>
+        <w:t>&lt;https://sites.google.com/sandboxvr.com/theoasis/home/store-operations/guest-centric-operationally-sound/tech-sops-and-elearnings/vests|View Vest SOP on Oasis&gt;</w:t>
       </w:r>
     </w:p>
     <w:p>
